--- a/_translations/fr/03_Финансовая_модель/Финмодель_допущения_и_расчёты.docx
+++ b/_translations/fr/03_Финансовая_модель/Финмодель_допущения_и_расчёты.docx
@@ -1009,7 +1009,7 @@
               <w:rPr>
                 <w:sz w:val="17"/>
               </w:rPr>
-              <w:t>0 %</w:t>
+              <w:t>0 %</w:t>
             </w:r>
           </w:p>
         </w:tc>
@@ -1027,7 +1027,7 @@
               <w:rPr>
                 <w:sz w:val="17"/>
               </w:rPr>
-              <w:t>0,4 %</w:t>
+              <w:t>0,4 %</w:t>
             </w:r>
           </w:p>
         </w:tc>
@@ -1045,7 +1045,7 @@
               <w:rPr>
                 <w:sz w:val="17"/>
               </w:rPr>
-              <w:t>1,8 %</w:t>
+              <w:t>1,8 %</w:t>
             </w:r>
           </w:p>
         </w:tc>
@@ -1063,7 +1063,7 @@
               <w:rPr>
                 <w:sz w:val="17"/>
               </w:rPr>
-              <w:t>4,4 %</w:t>
+              <w:t>4,4 %</w:t>
             </w:r>
           </w:p>
         </w:tc>
@@ -1081,7 +1081,7 @@
               <w:rPr>
                 <w:sz w:val="17"/>
               </w:rPr>
-              <w:t>8,8 %</w:t>
+              <w:t>8,8 %</w:t>
             </w:r>
           </w:p>
         </w:tc>
@@ -1099,7 +1099,7 @@
               <w:rPr>
                 <w:sz w:val="17"/>
               </w:rPr>
-              <w:t>10,8 %</w:t>
+              <w:t>10,8 %</w:t>
             </w:r>
           </w:p>
         </w:tc>
@@ -1117,7 +1117,7 @@
               <w:rPr>
                 <w:sz w:val="17"/>
               </w:rPr>
-              <w:t>12,6 %</w:t>
+              <w:t>12,6 %</w:t>
             </w:r>
           </w:p>
         </w:tc>
@@ -1135,7 +1135,7 @@
               <w:rPr>
                 <w:sz w:val="17"/>
               </w:rPr>
-              <w:t>14,4 %</w:t>
+              <w:t>14,4 %</w:t>
             </w:r>
           </w:p>
         </w:tc>
@@ -1153,7 +1153,7 @@
               <w:rPr>
                 <w:sz w:val="17"/>
               </w:rPr>
-              <w:t>16,2 %</w:t>
+              <w:t>16,2 %</w:t>
             </w:r>
           </w:p>
         </w:tc>
@@ -1172,7 +1172,7 @@
                 <w:b/>
                 <w:sz w:val="17"/>
               </w:rPr>
-              <w:t>18 %</w:t>
+              <w:t>18 %</w:t>
             </w:r>
           </w:p>
         </w:tc>
@@ -1356,7 +1356,7 @@
               <w:rPr>
                 <w:sz w:val="17"/>
               </w:rPr>
-              <w:t>0,50 %</w:t>
+              <w:t>0,50 %</w:t>
             </w:r>
           </w:p>
         </w:tc>
@@ -1412,7 +1412,7 @@
               <w:rPr>
                 <w:sz w:val="17"/>
               </w:rPr>
-              <w:t>0,30 %</w:t>
+              <w:t>0,30 %</w:t>
             </w:r>
           </w:p>
         </w:tc>
@@ -1468,7 +1468,7 @@
               <w:rPr>
                 <w:sz w:val="17"/>
               </w:rPr>
-              <w:t>0,15 %</w:t>
+              <w:t>0,15 %</w:t>
             </w:r>
           </w:p>
         </w:tc>
@@ -1636,7 +1636,7 @@
               <w:rPr>
                 <w:sz w:val="17"/>
               </w:rPr>
-              <w:t>0,80 %</w:t>
+              <w:t>0,80 %</w:t>
             </w:r>
           </w:p>
         </w:tc>
@@ -2040,7 +2040,7 @@
               <w:rPr>
                 <w:sz w:val="17"/>
               </w:rPr>
-              <w:t>1 800</w:t>
+              <w:t>1 800</w:t>
             </w:r>
           </w:p>
         </w:tc>
@@ -2096,7 +2096,7 @@
               <w:rPr>
                 <w:sz w:val="17"/>
               </w:rPr>
-              <w:t>2 400</w:t>
+              <w:t>2 400</w:t>
             </w:r>
           </w:p>
         </w:tc>
@@ -2152,7 +2152,7 @@
               <w:rPr>
                 <w:sz w:val="17"/>
               </w:rPr>
-              <w:t>1 600</w:t>
+              <w:t>1 600</w:t>
             </w:r>
           </w:p>
         </w:tc>
@@ -2208,7 +2208,7 @@
               <w:rPr>
                 <w:sz w:val="17"/>
               </w:rPr>
-              <w:t>1 800</w:t>
+              <w:t>1 800</w:t>
             </w:r>
           </w:p>
         </w:tc>
@@ -2264,7 +2264,7 @@
               <w:rPr>
                 <w:sz w:val="17"/>
               </w:rPr>
-              <w:t>2 300</w:t>
+              <w:t>2 300</w:t>
             </w:r>
           </w:p>
         </w:tc>
@@ -2320,7 +2320,7 @@
               <w:rPr>
                 <w:sz w:val="17"/>
               </w:rPr>
-              <w:t>2 000</w:t>
+              <w:t>2 000</w:t>
             </w:r>
           </w:p>
         </w:tc>
@@ -2378,7 +2378,7 @@
                 <w:b/>
                 <w:sz w:val="17"/>
               </w:rPr>
-              <w:t>13 570</w:t>
+              <w:t>13 570</w:t>
             </w:r>
           </w:p>
         </w:tc>
@@ -2979,7 +2979,7 @@
               <w:rPr>
                 <w:sz w:val="17"/>
               </w:rPr>
-              <w:t>25 %</w:t>
+              <w:t>25 %</w:t>
             </w:r>
           </w:p>
         </w:tc>
@@ -3091,7 +3091,7 @@
               <w:rPr>
                 <w:sz w:val="17"/>
               </w:rPr>
-              <w:t>30 %</w:t>
+              <w:t>30 %</w:t>
             </w:r>
           </w:p>
         </w:tc>
@@ -3278,7 +3278,7 @@
               <w:rPr>
                 <w:sz w:val="17"/>
               </w:rPr>
-              <w:t>14,73 %</w:t>
+              <w:t>14,73 %</w:t>
             </w:r>
           </w:p>
         </w:tc>
@@ -3334,7 +3334,7 @@
               <w:rPr>
                 <w:sz w:val="17"/>
               </w:rPr>
-              <w:t>9,35 %</w:t>
+              <w:t>9,35 %</w:t>
             </w:r>
           </w:p>
         </w:tc>
@@ -3390,7 +3390,7 @@
               <w:rPr>
                 <w:sz w:val="17"/>
               </w:rPr>
-              <w:t>2,50 %</w:t>
+              <w:t>2,50 %</w:t>
             </w:r>
           </w:p>
         </w:tc>
@@ -3446,7 +3446,7 @@
               <w:rPr>
                 <w:sz w:val="17"/>
               </w:rPr>
-              <w:t>3,00 %</w:t>
+              <w:t>3,00 %</w:t>
             </w:r>
           </w:p>
         </w:tc>
@@ -3504,7 +3504,7 @@
                 <w:b/>
                 <w:sz w:val="17"/>
               </w:rPr>
-              <w:t>29,58 %</w:t>
+              <w:t>29,58 %</w:t>
             </w:r>
           </w:p>
         </w:tc>
